--- a/evidence/2026-10-25/docs/Memorial_Hermann_HCC_System_Roadmap_v12.docx
+++ b/evidence/2026-10-25/docs/Memorial_Hermann_HCC_System_Roadmap_v12.docx
@@ -63,7 +63,7 @@
         <w:spacing w:after="60" w:line="276"/>
       </w:pPr>
       <w:r>
-        <w:t xml:space="preserve">Hepatocellular carcinoma system roadmap V12 | Balanced treatment matrices | 2026-10-25 04:54 CDT</w:t>
+        <w:t xml:space="preserve">Hepatocellular carcinoma system roadmap | Balanced treatment matrices | 2026-10-25 04:54 CDT</w:t>
       </w:r>
     </w:p>
     <w:p>
@@ -7339,7 +7339,7 @@
         <w:keepNext/>
       </w:pPr>
       <w:r>
-        <w:t xml:space="preserve">Systemic treatment matrix — full-text integration, 25 October 2026</w:t>
+        <w:t xml:space="preserve">Systemic treatment matrix</w:t>
       </w:r>
     </w:p>
     <w:p>
@@ -12025,12 +12025,419 @@
         <w:keepNext/>
       </w:pPr>
       <w:r>
-        <w:t xml:space="preserve">New full-text appraisals</w:t>
+        <w:t xml:space="preserve">Supporting study appraisals</w:t>
       </w:r>
     </w:p>
     <w:p>
       <w:pPr>
         <w:pStyle w:val="Heading2"/>
+        <w:widowControl/>
+        <w:keepNext/>
+      </w:pPr>
+      <w:r>
+        <w:t xml:space="preserve">SHARP: sorafenib</w:t>
+      </w:r>
+    </w:p>
+    <w:p>
+      <w:pPr>
+        <w:pStyle w:val="Normal"/>
+        <w:widowControl/>
+        <w:spacing w:after="120"/>
+      </w:pPr>
+      <w:r>
+        <w:t xml:space="preserve">Retain sorafenib as a guideline-supported TKI option when appropriate; not routine LT bridging or a way to treat an isolated AFP rise without a justified cancer indication.</w:t>
+      </w:r>
+      <w:r>
+        <w:t xml:space="preserve"> </w:t>
+      </w:r>
+      <w:r>
+        <w:fldChar w:fldCharType="begin"/>
+      </w:r>
+      <w:r>
+        <w:instrText xml:space="preserve"> ADDIN EN.CITE </w:instrText>
+      </w:r>
+      <w:r>
+        <w:fldChar w:fldCharType="begin">
+          <w:fldData>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</w:fldData>
+        </w:fldChar>
+      </w:r>
+      <w:r>
+        <w:instrText xml:space="preserve"> ADDIN EN.CITE.DATA </w:instrText>
+      </w:r>
+      <w:r>
+        <w:fldChar w:fldCharType="end"/>
+      </w:r>
+      <w:r>
+        <w:fldChar w:fldCharType="separate"/>
+      </w:r>
+      <w:r>
+        <w:t xml:space="preserve">[V12-21]</w:t>
+      </w:r>
+      <w:r>
+        <w:fldChar w:fldCharType="end"/>
+      </w:r>
+      <w:r>
+        <w:br/>
+      </w:r>
+      <w:hyperlink r:id="rId326">
+        <w:r>
+          <w:rPr>
+            <w:color w:val="0563C1"/>
+            <w:u w:val="single"/>
+          </w:rPr>
+          <w:t>Source</w:t>
+        </w:r>
+      </w:hyperlink>
+      <w:r>
+        <w:t xml:space="preserve"> · </w:t>
+      </w:r>
+      <w:hyperlink r:id="rId327">
+        <w:r>
+          <w:rPr>
+            <w:color w:val="0563C1"/>
+            <w:u w:val="single"/>
+          </w:rPr>
+          <w:t>PDF</w:t>
+        </w:r>
+      </w:hyperlink>
+    </w:p>
+    <w:p>
+      <w:pPr>
+        <w:pStyle w:val="Normal"/>
+        <w:widowControl/>
+        <w:spacing w:after="120"/>
+      </w:pPr>
+      <w:r>
+        <w:t xml:space="preserve">Population and design: Randomized double-blind phase III, 602 advanced HCC patients without prior systemic therapy; 97% Child-Pugh A, ECOG 0–2. Sorafenib 400 mg twice daily versus placebo.</w:t>
+      </w:r>
+    </w:p>
+    <w:p>
+      <w:pPr>
+        <w:pStyle w:val="Normal"/>
+        <w:widowControl/>
+        <w:spacing w:after="120"/>
+      </w:pPr>
+      <w:r>
+        <w:t xml:space="preserve">Results: Median OS 10.7 versus 7.9 months; HR 0.69 (0.55–0.87). Radiologic time to progression 5.5 versus 2.8 months, HR 0.58; this is not PFS. ORR 2% versus 1%, no complete responses.</w:t>
+      </w:r>
+    </w:p>
+    <w:p>
+      <w:pPr>
+        <w:pStyle w:val="Normal"/>
+        <w:widowControl/>
+        <w:spacing w:after="120"/>
+      </w:pPr>
+      <w:r>
+        <w:t xml:space="preserve">Limits: Historical placebo comparison, not a comparison with current ICI combinations. Grade 3 diarrhea and hand–foot reaction each 8%; dose interruptions/reductions frequent. Little evidence for decompensated cirrhosis.</w:t>
+      </w:r>
+    </w:p>
+    <w:p>
+      <w:pPr>
+        <w:pStyle w:val="Heading2"/>
+        <w:widowControl/>
+        <w:keepNext/>
+      </w:pPr>
+      <w:r>
+        <w:t xml:space="preserve">AFP-only discordance: return to transplant review</w:t>
+      </w:r>
+    </w:p>
+    <w:p>
+      <w:pPr>
+        <w:pStyle w:val="Normal"/>
+        <w:widowControl/>
+        <w:spacing w:after="120"/>
+      </w:pPr>
+      <w:r>
+        <w:t xml:space="preserve">AFP level, AFP trajectory and radiographic viability answer different questions. Repeat an unexplained result, assess liver inflammation and obtain expert review of adequate multiphasic imaging; do not label AFP-only rise radiographic progression. No empiric LRT without a target. B1.1 proposals are OPEN, not automatic delisting rules.</w:t>
+      </w:r>
+      <w:r>
+        <w:t xml:space="preserve"> </w:t>
+      </w:r>
+      <w:r>
+        <w:fldChar w:fldCharType="begin"/>
+      </w:r>
+      <w:r>
+        <w:instrText xml:space="preserve"> ADDIN EN.CITE </w:instrText>
+      </w:r>
+      <w:r>
+        <w:fldChar w:fldCharType="begin">
+          <w:fldData>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</w:fldData>
+        </w:fldChar>
+      </w:r>
+      <w:r>
+        <w:instrText xml:space="preserve"> ADDIN EN.CITE.DATA </w:instrText>
+      </w:r>
+      <w:r>
+        <w:fldChar w:fldCharType="end"/>
+      </w:r>
+      <w:r>
+        <w:fldChar w:fldCharType="separate"/>
+      </w:r>
+      <w:r>
+        <w:t xml:space="preserve">[V12-30]</w:t>
+      </w:r>
+      <w:r>
+        <w:fldChar w:fldCharType="end"/>
+      </w:r>
+      <w:r>
+        <w:t xml:space="preserve"> </w:t>
+      </w:r>
+      <w:r>
+        <w:fldChar w:fldCharType="begin"/>
+      </w:r>
+      <w:r>
+        <w:instrText xml:space="preserve"> ADDIN EN.CITE </w:instrText>
+      </w:r>
+      <w:r>
+        <w:fldChar w:fldCharType="begin">
+          <w:fldData>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</w:fldData>
+        </w:fldChar>
+      </w:r>
+      <w:r>
+        <w:instrText xml:space="preserve"> ADDIN EN.CITE.DATA </w:instrText>
+      </w:r>
+      <w:r>
+        <w:fldChar w:fldCharType="end"/>
+      </w:r>
+      <w:r>
+        <w:fldChar w:fldCharType="separate"/>
+      </w:r>
+      <w:r>
+        <w:t xml:space="preserve">[V12-31]</w:t>
+      </w:r>
+      <w:r>
+        <w:fldChar w:fldCharType="end"/>
+      </w:r>
+      <w:r>
+        <w:t xml:space="preserve"> </w:t>
+      </w:r>
+      <w:r>
+        <w:fldChar w:fldCharType="begin"/>
+      </w:r>
+      <w:r>
+        <w:instrText xml:space="preserve"> ADDIN EN.CITE </w:instrText>
+      </w:r>
+      <w:r>
+        <w:fldChar w:fldCharType="begin">
+          <w:fldData>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</w:fldData>
+        </w:fldChar>
+      </w:r>
+      <w:r>
+        <w:instrText xml:space="preserve"> ADDIN EN.CITE.DATA </w:instrText>
+      </w:r>
+      <w:r>
+        <w:fldChar w:fldCharType="end"/>
+      </w:r>
+      <w:r>
+        <w:fldChar w:fldCharType="separate"/>
+      </w:r>
+      <w:r>
+        <w:t xml:space="preserve">[V12-32]</w:t>
+      </w:r>
+      <w:r>
+        <w:fldChar w:fldCharType="end"/>
+      </w:r>
+      <w:r>
+        <w:t xml:space="preserve"> </w:t>
+      </w:r>
+      <w:r>
+        <w:fldChar w:fldCharType="begin"/>
+      </w:r>
+      <w:r>
+        <w:instrText xml:space="preserve"> ADDIN EN.CITE </w:instrText>
+      </w:r>
+      <w:r>
+        <w:fldChar w:fldCharType="begin">
+          <w:fldData>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</w:fldData>
+        </w:fldChar>
+      </w:r>
+      <w:r>
+        <w:instrText xml:space="preserve"> ADDIN EN.CITE.DATA </w:instrText>
+      </w:r>
+      <w:r>
+        <w:fldChar w:fldCharType="end"/>
+      </w:r>
+      <w:r>
+        <w:fldChar w:fldCharType="separate"/>
+      </w:r>
+      <w:r>
+        <w:t xml:space="preserve">[V12-33]</w:t>
+      </w:r>
+      <w:r>
+        <w:fldChar w:fldCharType="end"/>
+      </w:r>
+      <w:r>
+        <w:t xml:space="preserve"> </w:t>
+      </w:r>
+      <w:r>
+        <w:fldChar w:fldCharType="begin"/>
+      </w:r>
+      <w:r>
+        <w:instrText xml:space="preserve"> ADDIN EN.CITE </w:instrText>
+      </w:r>
+      <w:r>
+        <w:fldChar w:fldCharType="begin">
+          <w:fldData>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</w:fldData>
+        </w:fldChar>
+      </w:r>
+      <w:r>
+        <w:instrText xml:space="preserve"> ADDIN EN.CITE.DATA </w:instrText>
+      </w:r>
+      <w:r>
+        <w:fldChar w:fldCharType="end"/>
+      </w:r>
+      <w:r>
+        <w:fldChar w:fldCharType="separate"/>
+      </w:r>
+      <w:r>
+        <w:t xml:space="preserve">[V12-34]</w:t>
+      </w:r>
+      <w:r>
+        <w:fldChar w:fldCharType="end"/>
+      </w:r>
+      <w:r>
+        <w:br/>
+      </w:r>
+      <w:hyperlink r:id="rId328">
+        <w:r>
+          <w:rPr>
+            <w:color w:val="0563C1"/>
+            <w:u w:val="single"/>
+          </w:rPr>
+          <w:t>Source</w:t>
+        </w:r>
+      </w:hyperlink>
+      <w:r>
+        <w:t xml:space="preserve"> · </w:t>
+      </w:r>
+      <w:hyperlink r:id="rId329">
+        <w:r>
+          <w:rPr>
+            <w:color w:val="0563C1"/>
+            <w:u w:val="single"/>
+          </w:rPr>
+          <w:t>PDF</w:t>
+        </w:r>
+      </w:hyperlink>
+      <w:r>
+        <w:br/>
+      </w:r>
+      <w:hyperlink r:id="rId330">
+        <w:r>
+          <w:rPr>
+            <w:color w:val="0563C1"/>
+            <w:u w:val="single"/>
+          </w:rPr>
+          <w:t>Source</w:t>
+        </w:r>
+      </w:hyperlink>
+      <w:r>
+        <w:t xml:space="preserve"> · </w:t>
+      </w:r>
+      <w:hyperlink r:id="rId331">
+        <w:r>
+          <w:rPr>
+            <w:color w:val="0563C1"/>
+            <w:u w:val="single"/>
+          </w:rPr>
+          <w:t>PDF</w:t>
+        </w:r>
+      </w:hyperlink>
+      <w:r>
+        <w:br/>
+      </w:r>
+      <w:hyperlink r:id="rId332">
+        <w:r>
+          <w:rPr>
+            <w:color w:val="0563C1"/>
+            <w:u w:val="single"/>
+          </w:rPr>
+          <w:t>Source</w:t>
+        </w:r>
+      </w:hyperlink>
+      <w:r>
+        <w:t xml:space="preserve"> · </w:t>
+      </w:r>
+      <w:hyperlink r:id="rId333">
+        <w:r>
+          <w:rPr>
+            <w:color w:val="0563C1"/>
+            <w:u w:val="single"/>
+          </w:rPr>
+          <w:t>PDF</w:t>
+        </w:r>
+      </w:hyperlink>
+      <w:r>
+        <w:br/>
+      </w:r>
+      <w:hyperlink r:id="rId334">
+        <w:r>
+          <w:rPr>
+            <w:color w:val="0563C1"/>
+            <w:u w:val="single"/>
+          </w:rPr>
+          <w:t>Source</w:t>
+        </w:r>
+      </w:hyperlink>
+      <w:r>
+        <w:t xml:space="preserve"> · </w:t>
+      </w:r>
+      <w:hyperlink r:id="rId335">
+        <w:r>
+          <w:rPr>
+            <w:color w:val="0563C1"/>
+            <w:u w:val="single"/>
+          </w:rPr>
+          <w:t>PDF</w:t>
+        </w:r>
+      </w:hyperlink>
+      <w:r>
+        <w:br/>
+      </w:r>
+      <w:hyperlink r:id="rId336">
+        <w:r>
+          <w:rPr>
+            <w:color w:val="0563C1"/>
+            <w:u w:val="single"/>
+          </w:rPr>
+          <w:t>Source</w:t>
+        </w:r>
+      </w:hyperlink>
+      <w:r>
+        <w:t xml:space="preserve"> · </w:t>
+      </w:r>
+      <w:hyperlink r:id="rId337">
+        <w:r>
+          <w:rPr>
+            <w:color w:val="0563C1"/>
+            <w:u w:val="single"/>
+          </w:rPr>
+          <w:t>PDF</w:t>
+        </w:r>
+      </w:hyperlink>
+    </w:p>
+    <w:p>
+      <w:pPr>
+        <w:pStyle w:val="Normal"/>
+        <w:widowControl/>
+        <w:spacing w:after="120"/>
+      </w:pPr>
+      <w:r>
+        <w:t xml:space="preserve">OPEN proposals and meeting record: </w:t>
+      </w:r>
+      <w:hyperlink r:id="rId239">
+        <w:r>
+          <w:rPr>
+            <w:color w:val="0563C1"/>
+            <w:u w:val="single"/>
+          </w:rPr>
+          <w:t>HCC B1.1</w:t>
+        </w:r>
+      </w:hyperlink>
+    </w:p>
+    <w:p>
+      <w:pPr>
+        <w:pStyle w:val="Heading3"/>
         <w:widowControl/>
         <w:keepNext/>
       </w:pPr>
@@ -12133,7 +12540,7 @@
     </w:p>
     <w:p>
       <w:pPr>
-        <w:pStyle w:val="Heading2"/>
+        <w:pStyle w:val="Heading3"/>
         <w:widowControl/>
         <w:keepNext/>
       </w:pPr>
@@ -12236,7 +12643,7 @@
     </w:p>
     <w:p>
       <w:pPr>
-        <w:pStyle w:val="Heading2"/>
+        <w:pStyle w:val="Heading3"/>
         <w:widowControl/>
         <w:keepNext/>
       </w:pPr>
@@ -12339,7 +12746,7 @@
     </w:p>
     <w:p>
       <w:pPr>
-        <w:pStyle w:val="Heading2"/>
+        <w:pStyle w:val="Heading3"/>
         <w:widowControl/>
         <w:keepNext/>
       </w:pPr>
@@ -12442,7 +12849,7 @@
     </w:p>
     <w:p>
       <w:pPr>
-        <w:pStyle w:val="Heading2"/>
+        <w:pStyle w:val="Heading3"/>
         <w:widowControl/>
         <w:keepNext/>
       </w:pPr>
@@ -12542,413 +12949,6 @@
       <w:r>
         <w:t xml:space="preserve">Limits: RFA-specific, repeated episodes and competing losses; no LT cohort or tested optimal recall interval. Routine imaging is described as every four months in methods versus quarterly in abstract. Case-level AFP discrepancy between Figure 3 and Table 4 is not used.</w:t>
       </w:r>
-    </w:p>
-    <w:p>
-      <w:pPr>
-        <w:pStyle w:val="Heading2"/>
-        <w:widowControl/>
-        <w:keepNext/>
-      </w:pPr>
-      <w:r>
-        <w:t xml:space="preserve">SHARP: sorafenib</w:t>
-      </w:r>
-    </w:p>
-    <w:p>
-      <w:pPr>
-        <w:pStyle w:val="Normal"/>
-        <w:widowControl/>
-        <w:spacing w:after="120"/>
-      </w:pPr>
-      <w:r>
-        <w:t xml:space="preserve">Retain sorafenib as a guideline-supported TKI option when appropriate; not routine LT bridging or a way to treat an isolated AFP rise without a justified cancer indication.</w:t>
-      </w:r>
-      <w:r>
-        <w:t xml:space="preserve"> </w:t>
-      </w:r>
-      <w:r>
-        <w:fldChar w:fldCharType="begin"/>
-      </w:r>
-      <w:r>
-        <w:instrText xml:space="preserve"> ADDIN EN.CITE </w:instrText>
-      </w:r>
-      <w:r>
-        <w:fldChar w:fldCharType="begin">
-          <w:fldData>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</w:fldData>
-        </w:fldChar>
-      </w:r>
-      <w:r>
-        <w:instrText xml:space="preserve"> ADDIN EN.CITE.DATA </w:instrText>
-      </w:r>
-      <w:r>
-        <w:fldChar w:fldCharType="end"/>
-      </w:r>
-      <w:r>
-        <w:fldChar w:fldCharType="separate"/>
-      </w:r>
-      <w:r>
-        <w:t xml:space="preserve">[V12-21]</w:t>
-      </w:r>
-      <w:r>
-        <w:fldChar w:fldCharType="end"/>
-      </w:r>
-      <w:r>
-        <w:br/>
-      </w:r>
-      <w:hyperlink r:id="rId326">
-        <w:r>
-          <w:rPr>
-            <w:color w:val="0563C1"/>
-            <w:u w:val="single"/>
-          </w:rPr>
-          <w:t>Source</w:t>
-        </w:r>
-      </w:hyperlink>
-      <w:r>
-        <w:t xml:space="preserve"> · </w:t>
-      </w:r>
-      <w:hyperlink r:id="rId327">
-        <w:r>
-          <w:rPr>
-            <w:color w:val="0563C1"/>
-            <w:u w:val="single"/>
-          </w:rPr>
-          <w:t>PDF</w:t>
-        </w:r>
-      </w:hyperlink>
-    </w:p>
-    <w:p>
-      <w:pPr>
-        <w:pStyle w:val="Normal"/>
-        <w:widowControl/>
-        <w:spacing w:after="120"/>
-      </w:pPr>
-      <w:r>
-        <w:t xml:space="preserve">Population and design: Randomized double-blind phase III, 602 advanced HCC patients without prior systemic therapy; 97% Child-Pugh A, ECOG 0–2. Sorafenib 400 mg twice daily versus placebo.</w:t>
-      </w:r>
-    </w:p>
-    <w:p>
-      <w:pPr>
-        <w:pStyle w:val="Normal"/>
-        <w:widowControl/>
-        <w:spacing w:after="120"/>
-      </w:pPr>
-      <w:r>
-        <w:t xml:space="preserve">Results: Median OS 10.7 versus 7.9 months; HR 0.69 (0.55–0.87). Radiologic time to progression 5.5 versus 2.8 months, HR 0.58; this is not PFS. ORR 2% versus 1%, no complete responses.</w:t>
-      </w:r>
-    </w:p>
-    <w:p>
-      <w:pPr>
-        <w:pStyle w:val="Normal"/>
-        <w:widowControl/>
-        <w:spacing w:after="120"/>
-      </w:pPr>
-      <w:r>
-        <w:t xml:space="preserve">Limits: Historical placebo comparison, not a comparison with current ICI combinations. Grade 3 diarrhea and hand–foot reaction each 8%; dose interruptions/reductions frequent. Little evidence for decompensated cirrhosis.</w:t>
-      </w:r>
-    </w:p>
-    <w:p>
-      <w:pPr>
-        <w:pStyle w:val="Heading2"/>
-        <w:widowControl/>
-        <w:keepNext/>
-      </w:pPr>
-      <w:r>
-        <w:t xml:space="preserve">AFP-only discordance: return to transplant review</w:t>
-      </w:r>
-    </w:p>
-    <w:p>
-      <w:pPr>
-        <w:pStyle w:val="Normal"/>
-        <w:widowControl/>
-        <w:spacing w:after="120"/>
-      </w:pPr>
-      <w:r>
-        <w:t xml:space="preserve">AFP level, AFP trajectory and radiographic viability answer different questions. Repeat an unexplained result, assess liver inflammation and obtain expert review of adequate multiphasic imaging; do not label AFP-only rise radiographic progression. No empiric LRT without a target. B1.1 proposals are OPEN, not automatic delisting rules.</w:t>
-      </w:r>
-      <w:r>
-        <w:t xml:space="preserve"> </w:t>
-      </w:r>
-      <w:r>
-        <w:fldChar w:fldCharType="begin"/>
-      </w:r>
-      <w:r>
-        <w:instrText xml:space="preserve"> ADDIN EN.CITE </w:instrText>
-      </w:r>
-      <w:r>
-        <w:fldChar w:fldCharType="begin">
-          <w:fldData>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</w:fldData>
-        </w:fldChar>
-      </w:r>
-      <w:r>
-        <w:instrText xml:space="preserve"> ADDIN EN.CITE.DATA </w:instrText>
-      </w:r>
-      <w:r>
-        <w:fldChar w:fldCharType="end"/>
-      </w:r>
-      <w:r>
-        <w:fldChar w:fldCharType="separate"/>
-      </w:r>
-      <w:r>
-        <w:t xml:space="preserve">[V12-30]</w:t>
-      </w:r>
-      <w:r>
-        <w:fldChar w:fldCharType="end"/>
-      </w:r>
-      <w:r>
-        <w:t xml:space="preserve"> </w:t>
-      </w:r>
-      <w:r>
-        <w:fldChar w:fldCharType="begin"/>
-      </w:r>
-      <w:r>
-        <w:instrText xml:space="preserve"> ADDIN EN.CITE </w:instrText>
-      </w:r>
-      <w:r>
-        <w:fldChar w:fldCharType="begin">
-          <w:fldData>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</w:fldData>
-        </w:fldChar>
-      </w:r>
-      <w:r>
-        <w:instrText xml:space="preserve"> ADDIN EN.CITE.DATA </w:instrText>
-      </w:r>
-      <w:r>
-        <w:fldChar w:fldCharType="end"/>
-      </w:r>
-      <w:r>
-        <w:fldChar w:fldCharType="separate"/>
-      </w:r>
-      <w:r>
-        <w:t xml:space="preserve">[V12-31]</w:t>
-      </w:r>
-      <w:r>
-        <w:fldChar w:fldCharType="end"/>
-      </w:r>
-      <w:r>
-        <w:t xml:space="preserve"> </w:t>
-      </w:r>
-      <w:r>
-        <w:fldChar w:fldCharType="begin"/>
-      </w:r>
-      <w:r>
-        <w:instrText xml:space="preserve"> ADDIN EN.CITE </w:instrText>
-      </w:r>
-      <w:r>
-        <w:fldChar w:fldCharType="begin">
-          <w:fldData>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</w:fldData>
-        </w:fldChar>
-      </w:r>
-      <w:r>
-        <w:instrText xml:space="preserve"> ADDIN EN.CITE.DATA </w:instrText>
-      </w:r>
-      <w:r>
-        <w:fldChar w:fldCharType="end"/>
-      </w:r>
-      <w:r>
-        <w:fldChar w:fldCharType="separate"/>
-      </w:r>
-      <w:r>
-        <w:t xml:space="preserve">[V12-32]</w:t>
-      </w:r>
-      <w:r>
-        <w:fldChar w:fldCharType="end"/>
-      </w:r>
-      <w:r>
-        <w:t xml:space="preserve"> </w:t>
-      </w:r>
-      <w:r>
-        <w:fldChar w:fldCharType="begin"/>
-      </w:r>
-      <w:r>
-        <w:instrText xml:space="preserve"> ADDIN EN.CITE </w:instrText>
-      </w:r>
-      <w:r>
-        <w:fldChar w:fldCharType="begin">
-          <w:fldData>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</w:fldData>
-        </w:fldChar>
-      </w:r>
-      <w:r>
-        <w:instrText xml:space="preserve"> ADDIN EN.CITE.DATA </w:instrText>
-      </w:r>
-      <w:r>
-        <w:fldChar w:fldCharType="end"/>
-      </w:r>
-      <w:r>
-        <w:fldChar w:fldCharType="separate"/>
-      </w:r>
-      <w:r>
-        <w:t xml:space="preserve">[V12-33]</w:t>
-      </w:r>
-      <w:r>
-        <w:fldChar w:fldCharType="end"/>
-      </w:r>
-      <w:r>
-        <w:t xml:space="preserve"> </w:t>
-      </w:r>
-      <w:r>
-        <w:fldChar w:fldCharType="begin"/>
-      </w:r>
-      <w:r>
-        <w:instrText xml:space="preserve"> ADDIN EN.CITE </w:instrText>
-      </w:r>
-      <w:r>
-        <w:fldChar w:fldCharType="begin">
-          <w:fldData>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</w:fldData>
-        </w:fldChar>
-      </w:r>
-      <w:r>
-        <w:instrText xml:space="preserve"> ADDIN EN.CITE.DATA </w:instrText>
-      </w:r>
-      <w:r>
-        <w:fldChar w:fldCharType="end"/>
-      </w:r>
-      <w:r>
-        <w:fldChar w:fldCharType="separate"/>
-      </w:r>
-      <w:r>
-        <w:t xml:space="preserve">[V12-34]</w:t>
-      </w:r>
-      <w:r>
-        <w:fldChar w:fldCharType="end"/>
-      </w:r>
-      <w:r>
-        <w:br/>
-      </w:r>
-      <w:hyperlink r:id="rId328">
-        <w:r>
-          <w:rPr>
-            <w:color w:val="0563C1"/>
-            <w:u w:val="single"/>
-          </w:rPr>
-          <w:t>Source</w:t>
-        </w:r>
-      </w:hyperlink>
-      <w:r>
-        <w:t xml:space="preserve"> · </w:t>
-      </w:r>
-      <w:hyperlink r:id="rId329">
-        <w:r>
-          <w:rPr>
-            <w:color w:val="0563C1"/>
-            <w:u w:val="single"/>
-          </w:rPr>
-          <w:t>PDF</w:t>
-        </w:r>
-      </w:hyperlink>
-      <w:r>
-        <w:br/>
-      </w:r>
-      <w:hyperlink r:id="rId330">
-        <w:r>
-          <w:rPr>
-            <w:color w:val="0563C1"/>
-            <w:u w:val="single"/>
-          </w:rPr>
-          <w:t>Source</w:t>
-        </w:r>
-      </w:hyperlink>
-      <w:r>
-        <w:t xml:space="preserve"> · </w:t>
-      </w:r>
-      <w:hyperlink r:id="rId331">
-        <w:r>
-          <w:rPr>
-            <w:color w:val="0563C1"/>
-            <w:u w:val="single"/>
-          </w:rPr>
-          <w:t>PDF</w:t>
-        </w:r>
-      </w:hyperlink>
-      <w:r>
-        <w:br/>
-      </w:r>
-      <w:hyperlink r:id="rId332">
-        <w:r>
-          <w:rPr>
-            <w:color w:val="0563C1"/>
-            <w:u w:val="single"/>
-          </w:rPr>
-          <w:t>Source</w:t>
-        </w:r>
-      </w:hyperlink>
-      <w:r>
-        <w:t xml:space="preserve"> · </w:t>
-      </w:r>
-      <w:hyperlink r:id="rId333">
-        <w:r>
-          <w:rPr>
-            <w:color w:val="0563C1"/>
-            <w:u w:val="single"/>
-          </w:rPr>
-          <w:t>PDF</w:t>
-        </w:r>
-      </w:hyperlink>
-      <w:r>
-        <w:br/>
-      </w:r>
-      <w:hyperlink r:id="rId334">
-        <w:r>
-          <w:rPr>
-            <w:color w:val="0563C1"/>
-            <w:u w:val="single"/>
-          </w:rPr>
-          <w:t>Source</w:t>
-        </w:r>
-      </w:hyperlink>
-      <w:r>
-        <w:t xml:space="preserve"> · </w:t>
-      </w:r>
-      <w:hyperlink r:id="rId335">
-        <w:r>
-          <w:rPr>
-            <w:color w:val="0563C1"/>
-            <w:u w:val="single"/>
-          </w:rPr>
-          <w:t>PDF</w:t>
-        </w:r>
-      </w:hyperlink>
-      <w:r>
-        <w:br/>
-      </w:r>
-      <w:hyperlink r:id="rId336">
-        <w:r>
-          <w:rPr>
-            <w:color w:val="0563C1"/>
-            <w:u w:val="single"/>
-          </w:rPr>
-          <w:t>Source</w:t>
-        </w:r>
-      </w:hyperlink>
-      <w:r>
-        <w:t xml:space="preserve"> · </w:t>
-      </w:r>
-      <w:hyperlink r:id="rId337">
-        <w:r>
-          <w:rPr>
-            <w:color w:val="0563C1"/>
-            <w:u w:val="single"/>
-          </w:rPr>
-          <w:t>PDF</w:t>
-        </w:r>
-      </w:hyperlink>
-    </w:p>
-    <w:p>
-      <w:pPr>
-        <w:pStyle w:val="Normal"/>
-        <w:widowControl/>
-        <w:spacing w:after="120"/>
-      </w:pPr>
-      <w:r>
-        <w:t xml:space="preserve">OPEN proposals and meeting record: </w:t>
-      </w:r>
-      <w:hyperlink r:id="rId239">
-        <w:r>
-          <w:rPr>
-            <w:color w:val="0563C1"/>
-            <w:u w:val="single"/>
-          </w:rPr>
-          <w:t>HCC B1.1</w:t>
-        </w:r>
-      </w:hyperlink>
     </w:p>
     <w:p>
       <w:pPr>
@@ -46981,7 +46981,7 @@
         <w:keepNext/>
       </w:pPr>
       <w:r>
-        <w:t xml:space="preserve">V12 revision note</w:t>
+        <w:t xml:space="preserve">Revision history</w:t>
       </w:r>
     </w:p>
     <w:p>
@@ -47002,6 +47002,14 @@
       </w:pPr>
       <w:r>
         <w:t xml:space="preserve">Review scope: all pages of the 14 newly supplied main PDFs were read; separately linked supplements and every older retained reference were not reread. Existing formatting and prior material are retained. New clinical proposals remain OPEN. Live EndNote field structures and document-specific XML/RIS exports are included; native Word/EndNote CWYW execution has not been verified.</w:t>
+      </w:r>
+    </w:p>
+    <w:p>
+      <w:pPr>
+        <w:pStyle w:val="Normal"/>
+      </w:pPr>
+      <w:r>
+        <w:t>26 October 2026, 09:30 CDT. Presentation revision: removed release-specific emphasis and grouped evidence with the clinical question it informs. Website navigation is separate from patient findings; selecting a topic or opening a care plan does not establish eligibility. Clinical thresholds, negative results, uncertainty, source links, EndNote field data and OPEN decision status are retained.</w:t>
       </w:r>
     </w:p>
     <w:sectPr>
